--- a/docs/empresa/04_MerchanOPS_Roles_y_permisos.docx
+++ b/docs/empresa/04_MerchanOPS_Roles_y_permisos.docx
@@ -125,6 +125,7 @@
       </w:tblGrid>
       <w:tr>
         <w:trPr>
+          <w:cantSplit/>
           <w:tblHeader/>
         </w:trPr>
         <w:tc>
@@ -234,6 +235,9 @@
         </w:tc>
       </w:tr>
       <w:tr>
+        <w:trPr>
+          <w:cantSplit/>
+        </w:trPr>
         <w:tc>
           <w:tcPr>
             <w:tcW w:type="dxa" w:w="2200"/>
@@ -338,6 +342,9 @@
         </w:tc>
       </w:tr>
       <w:tr>
+        <w:trPr>
+          <w:cantSplit/>
+        </w:trPr>
         <w:tc>
           <w:tcPr>
             <w:tcW w:type="dxa" w:w="2200"/>
@@ -445,6 +452,9 @@
         </w:tc>
       </w:tr>
       <w:tr>
+        <w:trPr>
+          <w:cantSplit/>
+        </w:trPr>
         <w:tc>
           <w:tcPr>
             <w:tcW w:type="dxa" w:w="2200"/>
@@ -701,6 +711,7 @@
       </w:tblGrid>
       <w:tr>
         <w:trPr>
+          <w:cantSplit/>
           <w:tblHeader/>
         </w:trPr>
         <w:tc>
@@ -845,6 +856,9 @@
         </w:tc>
       </w:tr>
       <w:tr>
+        <w:trPr>
+          <w:cantSplit/>
+        </w:trPr>
         <w:tc>
           <w:tcPr>
             <w:tcW w:type="dxa" w:w="1300"/>
@@ -983,6 +997,9 @@
         </w:tc>
       </w:tr>
       <w:tr>
+        <w:trPr>
+          <w:cantSplit/>
+        </w:trPr>
         <w:tc>
           <w:tcPr>
             <w:tcW w:type="dxa" w:w="1300"/>
@@ -1125,6 +1142,9 @@
         </w:tc>
       </w:tr>
       <w:tr>
+        <w:trPr>
+          <w:cantSplit/>
+        </w:trPr>
         <w:tc>
           <w:tcPr>
             <w:tcW w:type="dxa" w:w="1300"/>
@@ -1263,6 +1283,9 @@
         </w:tc>
       </w:tr>
       <w:tr>
+        <w:trPr>
+          <w:cantSplit/>
+        </w:trPr>
         <w:tc>
           <w:tcPr>
             <w:tcW w:type="dxa" w:w="1300"/>
@@ -1516,6 +1539,7 @@
       </w:tblGrid>
       <w:tr>
         <w:trPr>
+          <w:cantSplit/>
           <w:tblHeader/>
         </w:trPr>
         <w:tc>
@@ -1625,6 +1649,9 @@
         </w:tc>
       </w:tr>
       <w:tr>
+        <w:trPr>
+          <w:cantSplit/>
+        </w:trPr>
         <w:tc>
           <w:tcPr>
             <w:tcW w:type="dxa" w:w="1500"/>
@@ -1729,6 +1756,9 @@
         </w:tc>
       </w:tr>
       <w:tr>
+        <w:trPr>
+          <w:cantSplit/>
+        </w:trPr>
         <w:tc>
           <w:tcPr>
             <w:tcW w:type="dxa" w:w="1500"/>
@@ -1836,6 +1866,9 @@
         </w:tc>
       </w:tr>
       <w:tr>
+        <w:trPr>
+          <w:cantSplit/>
+        </w:trPr>
         <w:tc>
           <w:tcPr>
             <w:tcW w:type="dxa" w:w="1500"/>
@@ -1940,6 +1973,9 @@
         </w:tc>
       </w:tr>
       <w:tr>
+        <w:trPr>
+          <w:cantSplit/>
+        </w:trPr>
         <w:tc>
           <w:tcPr>
             <w:tcW w:type="dxa" w:w="1500"/>
@@ -2047,6 +2083,9 @@
         </w:tc>
       </w:tr>
       <w:tr>
+        <w:trPr>
+          <w:cantSplit/>
+        </w:trPr>
         <w:tc>
           <w:tcPr>
             <w:tcW w:type="dxa" w:w="1500"/>
@@ -2151,6 +2190,9 @@
         </w:tc>
       </w:tr>
       <w:tr>
+        <w:trPr>
+          <w:cantSplit/>
+        </w:trPr>
         <w:tc>
           <w:tcPr>
             <w:tcW w:type="dxa" w:w="1500"/>
@@ -2258,6 +2300,9 @@
         </w:tc>
       </w:tr>
       <w:tr>
+        <w:trPr>
+          <w:cantSplit/>
+        </w:trPr>
         <w:tc>
           <w:tcPr>
             <w:tcW w:type="dxa" w:w="1500"/>
@@ -2403,6 +2448,7 @@
       </w:tblGrid>
       <w:tr>
         <w:trPr>
+          <w:cantSplit/>
           <w:tblHeader/>
         </w:trPr>
         <w:tc>
@@ -2582,6 +2628,9 @@
         </w:tc>
       </w:tr>
       <w:tr>
+        <w:trPr>
+          <w:cantSplit/>
+        </w:trPr>
         <w:tc>
           <w:tcPr>
             <w:tcW w:type="dxa" w:w="2038"/>
@@ -2754,6 +2803,9 @@
         </w:tc>
       </w:tr>
       <w:tr>
+        <w:trPr>
+          <w:cantSplit/>
+        </w:trPr>
         <w:tc>
           <w:tcPr>
             <w:tcW w:type="dxa" w:w="2038"/>
@@ -2931,6 +2983,9 @@
         </w:tc>
       </w:tr>
       <w:tr>
+        <w:trPr>
+          <w:cantSplit/>
+        </w:trPr>
         <w:tc>
           <w:tcPr>
             <w:tcW w:type="dxa" w:w="2038"/>
@@ -3103,6 +3158,9 @@
         </w:tc>
       </w:tr>
       <w:tr>
+        <w:trPr>
+          <w:cantSplit/>
+        </w:trPr>
         <w:tc>
           <w:tcPr>
             <w:tcW w:type="dxa" w:w="2038"/>
@@ -3280,6 +3338,9 @@
         </w:tc>
       </w:tr>
       <w:tr>
+        <w:trPr>
+          <w:cantSplit/>
+        </w:trPr>
         <w:tc>
           <w:tcPr>
             <w:tcW w:type="dxa" w:w="2038"/>
@@ -3452,6 +3513,9 @@
         </w:tc>
       </w:tr>
       <w:tr>
+        <w:trPr>
+          <w:cantSplit/>
+        </w:trPr>
         <w:tc>
           <w:tcPr>
             <w:tcW w:type="dxa" w:w="2038"/>
@@ -3629,6 +3693,9 @@
         </w:tc>
       </w:tr>
       <w:tr>
+        <w:trPr>
+          <w:cantSplit/>
+        </w:trPr>
         <w:tc>
           <w:tcPr>
             <w:tcW w:type="dxa" w:w="2038"/>
@@ -4071,6 +4138,7 @@
       </w:tblGrid>
       <w:tr>
         <w:trPr>
+          <w:cantSplit/>
           <w:tblHeader/>
         </w:trPr>
         <w:tc>
@@ -4180,6 +4248,9 @@
         </w:tc>
       </w:tr>
       <w:tr>
+        <w:trPr>
+          <w:cantSplit/>
+        </w:trPr>
         <w:tc>
           <w:tcPr>
             <w:tcW w:type="dxa" w:w="2200"/>
@@ -4284,6 +4355,9 @@
         </w:tc>
       </w:tr>
       <w:tr>
+        <w:trPr>
+          <w:cantSplit/>
+        </w:trPr>
         <w:tc>
           <w:tcPr>
             <w:tcW w:type="dxa" w:w="2200"/>
@@ -4385,7 +4459,7 @@
                 <w:sz w:val="19"/>
                 <w:szCs w:val="19"/>
               </w:rPr>
-              <w:t xml:space="preserve">Teclear el número de A3, cambiar el estado de una solicitud, conceder o denegar un acceso y mantener el catálogo de cadenas y centros.</w:t>
+              <w:t xml:space="preserve">Teclear el número de referencia, cambiar el estado de una solicitud, conceder o denegar un acceso y mantener el catálogo de cadenas y centros.</w:t>
             </w:r>
           </w:p>
         </w:tc>
@@ -4541,6 +4615,7 @@
       </w:tblGrid>
       <w:tr>
         <w:trPr>
+          <w:cantSplit/>
           <w:tblHeader/>
         </w:trPr>
         <w:tc>
@@ -4615,6 +4690,9 @@
         </w:tc>
       </w:tr>
       <w:tr>
+        <w:trPr>
+          <w:cantSplit/>
+        </w:trPr>
         <w:tc>
           <w:tcPr>
             <w:tcW w:type="dxa" w:w="2400"/>
@@ -4685,6 +4763,9 @@
         </w:tc>
       </w:tr>
       <w:tr>
+        <w:trPr>
+          <w:cantSplit/>
+        </w:trPr>
         <w:tc>
           <w:tcPr>
             <w:tcW w:type="dxa" w:w="2400"/>
@@ -4757,6 +4838,9 @@
         </w:tc>
       </w:tr>
       <w:tr>
+        <w:trPr>
+          <w:cantSplit/>
+        </w:trPr>
         <w:tc>
           <w:tcPr>
             <w:tcW w:type="dxa" w:w="2400"/>
@@ -4827,6 +4911,9 @@
         </w:tc>
       </w:tr>
       <w:tr>
+        <w:trPr>
+          <w:cantSplit/>
+        </w:trPr>
         <w:tc>
           <w:tcPr>
             <w:tcW w:type="dxa" w:w="2400"/>
@@ -4899,6 +4986,9 @@
         </w:tc>
       </w:tr>
       <w:tr>
+        <w:trPr>
+          <w:cantSplit/>
+        </w:trPr>
         <w:tc>
           <w:tcPr>
             <w:tcW w:type="dxa" w:w="2400"/>
@@ -5042,6 +5132,7 @@
       </w:tblGrid>
       <w:tr>
         <w:trPr>
+          <w:cantSplit/>
           <w:tblHeader/>
         </w:trPr>
         <w:tc>
@@ -5221,6 +5312,9 @@
         </w:tc>
       </w:tr>
       <w:tr>
+        <w:trPr>
+          <w:cantSplit/>
+        </w:trPr>
         <w:tc>
           <w:tcPr>
             <w:tcW w:type="dxa" w:w="2600"/>
@@ -5393,6 +5487,9 @@
         </w:tc>
       </w:tr>
       <w:tr>
+        <w:trPr>
+          <w:cantSplit/>
+        </w:trPr>
         <w:tc>
           <w:tcPr>
             <w:tcW w:type="dxa" w:w="2600"/>
@@ -5570,6 +5667,9 @@
         </w:tc>
       </w:tr>
       <w:tr>
+        <w:trPr>
+          <w:cantSplit/>
+        </w:trPr>
         <w:tc>
           <w:tcPr>
             <w:tcW w:type="dxa" w:w="2600"/>
@@ -5742,6 +5842,9 @@
         </w:tc>
       </w:tr>
       <w:tr>
+        <w:trPr>
+          <w:cantSplit/>
+        </w:trPr>
         <w:tc>
           <w:tcPr>
             <w:tcW w:type="dxa" w:w="2600"/>
@@ -5919,6 +6022,9 @@
         </w:tc>
       </w:tr>
       <w:tr>
+        <w:trPr>
+          <w:cantSplit/>
+        </w:trPr>
         <w:tc>
           <w:tcPr>
             <w:tcW w:type="dxa" w:w="2600"/>
@@ -6091,6 +6197,9 @@
         </w:tc>
       </w:tr>
       <w:tr>
+        <w:trPr>
+          <w:cantSplit/>
+        </w:trPr>
         <w:tc>
           <w:tcPr>
             <w:tcW w:type="dxa" w:w="2600"/>
@@ -6268,6 +6377,9 @@
         </w:tc>
       </w:tr>
       <w:tr>
+        <w:trPr>
+          <w:cantSplit/>
+        </w:trPr>
         <w:tc>
           <w:tcPr>
             <w:tcW w:type="dxa" w:w="2600"/>
@@ -6440,6 +6552,9 @@
         </w:tc>
       </w:tr>
       <w:tr>
+        <w:trPr>
+          <w:cantSplit/>
+        </w:trPr>
         <w:tc>
           <w:tcPr>
             <w:tcW w:type="dxa" w:w="2600"/>
@@ -6617,6 +6732,9 @@
         </w:tc>
       </w:tr>
       <w:tr>
+        <w:trPr>
+          <w:cantSplit/>
+        </w:trPr>
         <w:tc>
           <w:tcPr>
             <w:tcW w:type="dxa" w:w="2600"/>
@@ -6789,6 +6907,9 @@
         </w:tc>
       </w:tr>
       <w:tr>
+        <w:trPr>
+          <w:cantSplit/>
+        </w:trPr>
         <w:tc>
           <w:tcPr>
             <w:tcW w:type="dxa" w:w="2600"/>
@@ -6966,6 +7087,9 @@
         </w:tc>
       </w:tr>
       <w:tr>
+        <w:trPr>
+          <w:cantSplit/>
+        </w:trPr>
         <w:tc>
           <w:tcPr>
             <w:tcW w:type="dxa" w:w="2600"/>
@@ -7138,6 +7262,9 @@
         </w:tc>
       </w:tr>
       <w:tr>
+        <w:trPr>
+          <w:cantSplit/>
+        </w:trPr>
         <w:tc>
           <w:tcPr>
             <w:tcW w:type="dxa" w:w="2600"/>
@@ -7315,6 +7442,9 @@
         </w:tc>
       </w:tr>
       <w:tr>
+        <w:trPr>
+          <w:cantSplit/>
+        </w:trPr>
         <w:tc>
           <w:tcPr>
             <w:tcW w:type="dxa" w:w="2600"/>
@@ -7487,6 +7617,9 @@
         </w:tc>
       </w:tr>
       <w:tr>
+        <w:trPr>
+          <w:cantSplit/>
+        </w:trPr>
         <w:tc>
           <w:tcPr>
             <w:tcW w:type="dxa" w:w="2600"/>
@@ -7664,6 +7797,9 @@
         </w:tc>
       </w:tr>
       <w:tr>
+        <w:trPr>
+          <w:cantSplit/>
+        </w:trPr>
         <w:tc>
           <w:tcPr>
             <w:tcW w:type="dxa" w:w="2600"/>
@@ -7836,6 +7972,9 @@
         </w:tc>
       </w:tr>
       <w:tr>
+        <w:trPr>
+          <w:cantSplit/>
+        </w:trPr>
         <w:tc>
           <w:tcPr>
             <w:tcW w:type="dxa" w:w="2600"/>
@@ -8013,6 +8152,9 @@
         </w:tc>
       </w:tr>
       <w:tr>
+        <w:trPr>
+          <w:cantSplit/>
+        </w:trPr>
         <w:tc>
           <w:tcPr>
             <w:tcW w:type="dxa" w:w="2600"/>
@@ -8185,6 +8327,9 @@
         </w:tc>
       </w:tr>
       <w:tr>
+        <w:trPr>
+          <w:cantSplit/>
+        </w:trPr>
         <w:tc>
           <w:tcPr>
             <w:tcW w:type="dxa" w:w="2600"/>
@@ -8362,6 +8507,9 @@
         </w:tc>
       </w:tr>
       <w:tr>
+        <w:trPr>
+          <w:cantSplit/>
+        </w:trPr>
         <w:tc>
           <w:tcPr>
             <w:tcW w:type="dxa" w:w="2600"/>
@@ -8534,6 +8682,9 @@
         </w:tc>
       </w:tr>
       <w:tr>
+        <w:trPr>
+          <w:cantSplit/>
+        </w:trPr>
         <w:tc>
           <w:tcPr>
             <w:tcW w:type="dxa" w:w="2600"/>
@@ -8711,6 +8862,9 @@
         </w:tc>
       </w:tr>
       <w:tr>
+        <w:trPr>
+          <w:cantSplit/>
+        </w:trPr>
         <w:tc>
           <w:tcPr>
             <w:tcW w:type="dxa" w:w="2600"/>
@@ -8883,6 +9037,9 @@
         </w:tc>
       </w:tr>
       <w:tr>
+        <w:trPr>
+          <w:cantSplit/>
+        </w:trPr>
         <w:tc>
           <w:tcPr>
             <w:tcW w:type="dxa" w:w="2600"/>
@@ -9155,6 +9312,7 @@
       </w:tblGrid>
       <w:tr>
         <w:trPr>
+          <w:cantSplit/>
           <w:tblHeader/>
         </w:trPr>
         <w:tc>
@@ -9229,6 +9387,9 @@
         </w:tc>
       </w:tr>
       <w:tr>
+        <w:trPr>
+          <w:cantSplit/>
+        </w:trPr>
         <w:tc>
           <w:tcPr>
             <w:tcW w:type="dxa" w:w="2400"/>
@@ -9299,6 +9460,9 @@
         </w:tc>
       </w:tr>
       <w:tr>
+        <w:trPr>
+          <w:cantSplit/>
+        </w:trPr>
         <w:tc>
           <w:tcPr>
             <w:tcW w:type="dxa" w:w="2400"/>
@@ -9569,6 +9733,7 @@
       </w:tblGrid>
       <w:tr>
         <w:trPr>
+          <w:cantSplit/>
           <w:tblHeader/>
         </w:trPr>
         <w:tc>
@@ -9643,6 +9808,9 @@
         </w:tc>
       </w:tr>
       <w:tr>
+        <w:trPr>
+          <w:cantSplit/>
+        </w:trPr>
         <w:tc>
           <w:tcPr>
             <w:tcW w:type="dxa" w:w="2400"/>
@@ -9713,6 +9881,9 @@
         </w:tc>
       </w:tr>
       <w:tr>
+        <w:trPr>
+          <w:cantSplit/>
+        </w:trPr>
         <w:tc>
           <w:tcPr>
             <w:tcW w:type="dxa" w:w="2400"/>
@@ -9807,6 +9978,9 @@
         </w:tc>
       </w:tr>
       <w:tr>
+        <w:trPr>
+          <w:cantSplit/>
+        </w:trPr>
         <w:tc>
           <w:tcPr>
             <w:tcW w:type="dxa" w:w="2400"/>
@@ -9877,6 +10051,9 @@
         </w:tc>
       </w:tr>
       <w:tr>
+        <w:trPr>
+          <w:cantSplit/>
+        </w:trPr>
         <w:tc>
           <w:tcPr>
             <w:tcW w:type="dxa" w:w="2400"/>
